--- a/tools/DATA_MAP.docx
+++ b/tools/DATA_MAP.docx
@@ -119,7 +119,7 @@
           <w:sz w:val="22"/>
           <w:szCs w:val="22"/>
         </w:rPr>
-        <w:pict>
+        <w:pict w14:anchorId="7E872C10">
           <v:rect id="_x0000_i1025" style="width:0;height:1.5pt" o:hralign="center" o:hrstd="t" o:hr="t" fillcolor="#a0a0a0" stroked="f"/>
         </w:pict>
       </w:r>
@@ -2023,7 +2023,7 @@
           <w:sz w:val="22"/>
           <w:szCs w:val="22"/>
         </w:rPr>
-        <w:pict>
+        <w:pict w14:anchorId="22B26D08">
           <v:rect id="_x0000_i1026" style="width:0;height:1.5pt" o:hralign="center" o:hrstd="t" o:hr="t" fillcolor="#a0a0a0" stroked="f"/>
         </w:pict>
       </w:r>
@@ -5026,7 +5026,6 @@
         <w:rPr>
           <w:rFonts w:ascii="Segoe UI" w:eastAsia="Times New Roman" w:hAnsi="Segoe UI" w:cs="Segoe UI"/>
         </w:rPr>
-        <w:lastRenderedPageBreak/>
         <w:t>2.5 Заказы из 1С</w:t>
       </w:r>
     </w:p>
@@ -6841,7 +6840,7 @@
           <w:sz w:val="22"/>
           <w:szCs w:val="22"/>
         </w:rPr>
-        <w:pict>
+        <w:pict w14:anchorId="320D9244">
           <v:rect id="_x0000_i1027" style="width:0;height:1.5pt" o:hralign="center" o:hrstd="t" o:hr="t" fillcolor="#a0a0a0" stroked="f"/>
         </w:pict>
       </w:r>
@@ -6953,7 +6952,6 @@
                 <w:sz w:val="19"/>
                 <w:szCs w:val="19"/>
               </w:rPr>
-              <w:lastRenderedPageBreak/>
               <w:t>Поле</w:t>
             </w:r>
           </w:p>
@@ -7775,7 +7773,7 @@
           <w:sz w:val="22"/>
           <w:szCs w:val="22"/>
         </w:rPr>
-        <w:pict>
+        <w:pict w14:anchorId="4DB103AF">
           <v:rect id="_x0000_i1028" style="width:0;height:1.5pt" o:hralign="center" o:hrstd="t" o:hr="t" fillcolor="#a0a0a0" stroked="f"/>
         </w:pict>
       </w:r>
@@ -9084,7 +9082,6 @@
               <w:rPr>
                 <w:rStyle w:val="HTML"/>
               </w:rPr>
-              <w:lastRenderedPageBreak/>
               <w:t>C1_City</w:t>
             </w:r>
             <w:r>
@@ -10303,7 +10300,7 @@
           <w:sz w:val="22"/>
           <w:szCs w:val="22"/>
         </w:rPr>
-        <w:pict>
+        <w:pict w14:anchorId="1AE72745">
           <v:rect id="_x0000_i1029" style="width:0;height:1.5pt" o:hralign="center" o:hrstd="t" o:hr="t" fillcolor="#a0a0a0" stroked="f"/>
         </w:pict>
       </w:r>
@@ -10850,7 +10847,7 @@
           <w:sz w:val="22"/>
           <w:szCs w:val="22"/>
         </w:rPr>
-        <w:pict>
+        <w:pict w14:anchorId="30DA3B9D">
           <v:rect id="_x0000_i1030" style="width:0;height:1.5pt" o:hralign="center" o:hrstd="t" o:hr="t" fillcolor="#a0a0a0" stroked="f"/>
         </w:pict>
       </w:r>
@@ -12769,7 +12766,7 @@
           <w:sz w:val="22"/>
           <w:szCs w:val="22"/>
         </w:rPr>
-        <w:pict>
+        <w:pict w14:anchorId="3F2DBCB1">
           <v:rect id="_x0000_i1031" style="width:0;height:1.5pt" o:hralign="center" o:hrstd="t" o:hr="t" fillcolor="#a0a0a0" stroked="f"/>
         </w:pict>
       </w:r>
@@ -13559,9 +13556,9 @@
 <file path=word/numbering.xml><?xml version="1.0" encoding="utf-8"?>
 <w:numbering xmlns:wpc="http://schemas.microsoft.com/office/word/2010/wordprocessingCanvas" xmlns:cx="http://schemas.microsoft.com/office/drawing/2014/chartex" xmlns:cx1="http://schemas.microsoft.com/office/drawing/2015/9/8/chartex" xmlns:cx2="http://schemas.microsoft.com/office/drawing/2015/10/21/chartex" xmlns:cx3="http://schemas.microsoft.com/office/drawing/2016/5/9/chartex" xmlns:cx4="http://schemas.microsoft.com/office/drawing/2016/5/10/chartex" xmlns:cx5="http://schemas.microsoft.com/office/drawing/2016/5/11/chartex" xmlns:cx6="http://schemas.microsoft.com/office/drawing/2016/5/12/chartex" xmlns:cx7="http://schemas.microsoft.com/office/drawing/2016/5/13/chartex" xmlns:cx8="http://schemas.microsoft.com/office/drawing/2016/5/14/chartex" xmlns:mc="http://schemas.openxmlformats.org/markup-compatibility/2006" xmlns:aink="http://schemas.microsoft.com/office/drawing/2016/ink" xmlns:am3d="http://schemas.microsoft.com/office/drawing/2017/model3d" xmlns:o="urn:schemas-microsoft-com:office:office" xmlns:r="http://schemas.openxmlformats.org/officeDocument/2006/relationships" xmlns:m="http://schemas.openxmlformats.org/officeDocument/2006/math" xmlns:v="urn:schemas-microsoft-com:vml" xmlns:wp14="http://schemas.microsoft.com/office/word/2010/wordprocessingDrawing" xmlns:wp="http://schemas.openxmlformats.org/drawingml/2006/wordprocessingDrawing" xmlns:w10="urn:schemas-microsoft-com:office:word" xmlns:w="http://schemas.openxmlformats.org/wordprocessingml/2006/main" xmlns:w14="http://schemas.microsoft.com/office/word/2010/wordml" xmlns:w15="http://schemas.microsoft.com/office/word/2012/wordml" xmlns:w16cex="http://schemas.microsoft.com/office/word/2018/wordml/cex" xmlns:w16cid="http://schemas.microsoft.com/office/word/2016/wordml/cid" xmlns:w16="http://schemas.microsoft.com/office/word/2018/wordml" xmlns:w16sdtdh="http://schemas.microsoft.com/office/word/2020/wordml/sdtdatahash" xmlns:w16se="http://schemas.microsoft.com/office/word/2015/wordml/symex" xmlns:wpg="http://schemas.microsoft.com/office/word/2010/wordprocessingGroup" xmlns:wpi="http://schemas.microsoft.com/office/word/2010/wordprocessingInk" xmlns:wne="http://schemas.microsoft.com/office/word/2006/wordml" xmlns:wps="http://schemas.microsoft.com/office/word/2010/wordprocessingShape" mc:Ignorable="w14 w15 w16se w16cid w16 w16cex w16sdtdh wp14">
   <w:abstractNum w:abstractNumId="0" w15:restartNumberingAfterBreak="0">
-    <w:nsid w:val="55B665BC"/>
+    <w:nsid w:val="5E872197"/>
     <w:multiLevelType w:val="multilevel"/>
-    <w:tmpl w:val="31C83254"/>
+    <w:tmpl w:val="A1F8560E"/>
     <w:lvl w:ilvl="0">
       <w:start w:val="1"/>
       <w:numFmt w:val="bullet"/>
